--- a/docs/training/casa-pizza/Swarm_Casa_Pizza_Training_EN.docx
+++ b/docs/training/casa-pizza/Swarm_Casa_Pizza_Training_EN.docx
@@ -77,7 +77,7 @@
     </w:p>
     <w:p>
       <w:r>
-        <w:t>For beginners. Edition dated 8 October 2026. Production screenshots show a workshop with one executor and trainer verification. The six-task plan and policy screenshots demonstrate configuration; those six tasks were not executed.</w:t>
+        <w:t>For beginners. Edition dated 9 October 2026. Production screenshots show a workshop with one executor and trainer verification. The six-task plan and policy screenshots demonstrate configuration; those six tasks were not executed.</w:t>
       </w:r>
     </w:p>
     <w:p>
@@ -6435,12 +6435,249 @@
     </w:p>
     <w:p>
       <w:r>
-        <w:t>Workshop reference: projet-pizza/docs/FORMATEUR.md, docs/REFONTE.md, tests/test_app.py and tests/test_http.py. The 8 October 2026 screenshots show a development version; labels may change. Test results are not extrapolated to another installation.</w:t>
+        <w:t>Workshop reference: projet-pizza/docs/FORMATEUR.md, docs/REFONTE.md, tests/test_app.py and tests/test_http.py. The 9 October 2026 screenshots show a development version; labels may change. Test results are not extrapolated to another installation.</w:t>
       </w:r>
     </w:p>
     <w:p>
       <w:r>
         <w:t>The kit excludes keys, private sessions, order databases and Git history. It publishes nothing and installs no external service. Historical producer reports remain French and distinguish unexecuted checks from final verification.</w:t>
+      </w:r>
+    </w:p>
+    <w:p>
+      <w:r>
+        <w:br w:type="page"/>
+      </w:r>
+    </w:p>
+    <w:p>
+      <w:pPr>
+        <w:pStyle w:val="Heading1"/>
+      </w:pPr>
+      <w:r>
+        <w:t>37 Animated tutorials to repeat the journey</w:t>
+      </w:r>
+    </w:p>
+    <w:p>
+      <w:r>
+        <w:t>This addition preserves the previous 36 chapters. Open the offline reader, choose a module and repeat a step in your workshop before proceeding.</w:t>
+      </w:r>
+    </w:p>
+    <w:p>
+      <w:hyperlink r:id="rId32">
+        <w:r>
+          <w:rPr>
+            <w:u w:val="single"/>
+          </w:rPr>
+          <w:t>Open the step reader and videos</w:t>
+        </w:r>
+      </w:hyperlink>
+    </w:p>
+    <w:p>
+      <w:r>
+        <w:drawing>
+          <wp:inline xmlns:a="http://schemas.openxmlformats.org/drawingml/2006/main" xmlns:pic="http://schemas.openxmlformats.org/drawingml/2006/picture">
+            <wp:extent cx="5577840" cy="3921919"/>
+            <wp:docPr id="28" name="Picture 28"/>
+            <wp:cNvGraphicFramePr>
+              <a:graphicFrameLocks noChangeAspect="1"/>
+            </wp:cNvGraphicFramePr>
+            <a:graphic>
+              <a:graphicData uri="http://schemas.openxmlformats.org/drawingml/2006/picture">
+                <pic:pic>
+                  <pic:nvPicPr>
+                    <pic:cNvPr id="0" name="03-client-en-poster.jpg"/>
+                    <pic:cNvPicPr/>
+                  </pic:nvPicPr>
+                  <pic:blipFill>
+                    <a:blip r:embed="rId33"/>
+                    <a:stretch>
+                      <a:fillRect/>
+                    </a:stretch>
+                  </pic:blipFill>
+                  <pic:spPr>
+                    <a:xfrm>
+                      <a:off x="0" y="0"/>
+                      <a:ext cx="5577840" cy="3921919"/>
+                    </a:xfrm>
+                    <a:prstGeom prst="rect"/>
+                  </pic:spPr>
+                </pic:pic>
+              </a:graphicData>
+            </a:graphic>
+          </wp:inline>
+        </w:drawing>
+      </w:r>
+    </w:p>
+    <w:p>
+      <w:pPr>
+        <w:pStyle w:val="Caption"/>
+      </w:pPr>
+      <w:r>
+        <w:t>Captions are burned into the videos. No audio or automatic playback.</w:t>
+      </w:r>
+    </w:p>
+    <w:p>
+      <w:hyperlink r:id="rId34">
+        <w:r>
+          <w:rPr>
+            <w:u w:val="single"/>
+          </w:rPr>
+          <w:t>From requirements to the graph · 24 s · chapters 8–11 and 17–20</w:t>
+        </w:r>
+      </w:hyperlink>
+    </w:p>
+    <w:p>
+      <w:hyperlink r:id="rId35">
+        <w:r>
+          <w:rPr>
+            <w:u w:val="single"/>
+          </w:rPr>
+          <w:t>Prepare Swarm checks · 24 s · chapters 21–26</w:t>
+        </w:r>
+      </w:hyperlink>
+    </w:p>
+    <w:p>
+      <w:hyperlink r:id="rId36">
+        <w:r>
+          <w:rPr>
+            <w:u w:val="single"/>
+          </w:rPr>
+          <w:t>Order and handle a rejection · 30 s · chapters 27–30</w:t>
+        </w:r>
+      </w:hyperlink>
+    </w:p>
+    <w:p>
+      <w:hyperlink r:id="rId37">
+        <w:r>
+          <w:rPr>
+            <w:u w:val="single"/>
+          </w:rPr>
+          <w:t>From restaurant to customer tracking · 42 s · chapters 31–34</w:t>
+        </w:r>
+      </w:hyperlink>
+    </w:p>
+    <w:p>
+      <w:r>
+        <w:t>Extract the entire ZIP before opening. MP4 files can also be opened directly in tutoriels/media. GIFs are reduced previews; step mode holds each screenshot on screen and the transcript provides explanations.</w:t>
+      </w:r>
+    </w:p>
+    <w:p>
+      <w:r>
+        <w:br w:type="page"/>
+      </w:r>
+    </w:p>
+    <w:p>
+      <w:pPr>
+        <w:pStyle w:val="Heading1"/>
+      </w:pPr>
+      <w:r>
+        <w:t>38 Answered exercises and evidence scope</w:t>
+      </w:r>
+    </w:p>
+    <w:p>
+      <w:r>
+        <w:t>Pause, answer, then check. The reader also contains the answers.</w:t>
+      </w:r>
+    </w:p>
+    <w:p>
+      <w:pPr>
+        <w:pStyle w:val="Heading2"/>
+      </w:pPr>
+      <w:r>
+        <w:t>1 From requirements to the graph</w:t>
+      </w:r>
+    </w:p>
+    <w:p>
+      <w:r>
+        <w:rPr>
+          <w:b/>
+        </w:rPr>
+        <w:t>Which task precedes tests? Does the graph prove execution?</w:t>
+      </w:r>
+    </w:p>
+    <w:p>
+      <w:r>
+        <w:t>Order and tracking precedes Automatic tests. No: all six tasks are unexecuted, with no active agent. The teaching script created this plan separately from the saved requirements.</w:t>
+      </w:r>
+    </w:p>
+    <w:p>
+      <w:pPr>
+        <w:pStyle w:val="Heading2"/>
+      </w:pPr>
+      <w:r>
+        <w:t>2 Prepare Swarm checks</w:t>
+      </w:r>
+    </w:p>
+    <w:p>
+      <w:r>
+        <w:rPr>
+          <w:b/>
+        </w:rPr>
+        <w:t>Does a successful command mean the mission is complete?</w:t>
+      </w:r>
+    </w:p>
+    <w:p>
+      <w:r>
+        <w:t>No. It provides evidence for the files and criteria linked to the candidate. Visual testing, review and acceptance conditions remain distinct. No policy was applied and no task was accepted in this recording.</w:t>
+      </w:r>
+    </w:p>
+    <w:p>
+      <w:pPr>
+        <w:pStyle w:val="Heading2"/>
+      </w:pPr>
+      <w:r>
+        <w:t>3 Order and handle a rejection</w:t>
+      </w:r>
+    </w:p>
+    <w:p>
+      <w:r>
+        <w:rPr>
+          <w:b/>
+        </w:rPr>
+        <w:t>Why is EUR 12.40 including delivery insufficient for one pizza?</w:t>
+      </w:r>
+    </w:p>
+    <w:p>
+      <w:r>
+        <w:t>The minimum applies only to pizzas: EUR 9.50 is below EUR 10. The EUR 2.90 delivery charge does not count towards that minimum.</w:t>
+      </w:r>
+    </w:p>
+    <w:p>
+      <w:pPr>
+        <w:pStyle w:val="Heading2"/>
+      </w:pPr>
+      <w:r>
+        <w:t>4 From restaurant to customer tracking</w:t>
+      </w:r>
+    </w:p>
+    <w:p>
+      <w:r>
+        <w:rPr>
+          <w:b/>
+        </w:rPr>
+        <w:t>Who advanced the order? How can you check it is the same one?</w:t>
+      </w:r>
+    </w:p>
+    <w:p>
+      <w:r>
+        <w:t>The instructor used the restaurant buttons. Compare order number, contents and total between restaurant and customer. This journey demonstrates neither real delivery nor an autonomous agent.</w:t>
+      </w:r>
+    </w:p>
+    <w:p>
+      <w:pPr>
+        <w:pStyle w:val="Heading2"/>
+      </w:pPr>
+      <w:r>
+        <w:t>What was actually recorded</w:t>
+      </w:r>
+    </w:p>
+    <w:p>
+      <w:r>
+        <w:t>On 9 October 2026, actions were performed in an isolated cockpit and local application. Successive screenshots were edited into still videos and captioned GIFs; these are not continuous screencasts. No AI provider was called for this demonstration.</w:t>
+      </w:r>
+    </w:p>
+    <w:p>
+      <w:r>
+        <w:t>Requirements were saved. The teaching plan was created separately by the public script, without executing its six tasks. Check policies were previewed and cancelled. The customer flow and restaurant transitions were actually performed using fictitious data. The eleven reference tests passed; this does not prove autonomous mission execution.</w:t>
       </w:r>
     </w:p>
     <w:sectPr>
